--- a/template.docx
+++ b/template.docx
@@ -86,6 +86,7 @@
       <w:r>
         <w:t xml:space="preserve"> </w:t>
       </w:r>
+      <w:proofErr w:type="gramStart"/>
       <w:r>
         <w:rPr>
           <w:vertAlign w:val="superscript"/>
@@ -95,6 +96,7 @@
       <w:r>
         <w:t>*</w:t>
       </w:r>
+      <w:proofErr w:type="gramEnd"/>
     </w:p>
     <w:p>
       <w:pPr>
@@ -2662,8 +2664,17 @@
                 <w:sz w:val="18"/>
                 <w:szCs w:val="18"/>
               </w:rPr>
-              <w:t>Three letter acronym</w:t>
-            </w:r>
+              <w:t xml:space="preserve">Three letter </w:t>
+            </w:r>
+            <w:proofErr w:type="gramStart"/>
+            <w:r>
+              <w:rPr>
+                <w:sz w:val="18"/>
+                <w:szCs w:val="18"/>
+              </w:rPr>
+              <w:t>acronym</w:t>
+            </w:r>
+            <w:proofErr w:type="gramEnd"/>
           </w:p>
         </w:tc>
       </w:tr>
@@ -3031,6 +3042,391 @@
     <w:p>
       <w:pPr>
         <w:pStyle w:val="MDPI21heading1"/>
+      </w:pPr>
+      <w:r>
+        <w:t>Appendix C</w:t>
+      </w:r>
+    </w:p>
+    <w:p>
+      <w:pPr>
+        <w:pStyle w:val="Code"/>
+      </w:pPr>
+      <w:r>
+        <w:t>#</w:t>
+      </w:r>
+    </w:p>
+    <w:p>
+      <w:pPr>
+        <w:pStyle w:val="Code"/>
+      </w:pPr>
+      <w:r>
+        <w:t># James, 2025/09/24</w:t>
+      </w:r>
+    </w:p>
+    <w:p>
+      <w:pPr>
+        <w:pStyle w:val="Code"/>
+      </w:pPr>
+      <w:r>
+        <w:t># File: Samsung_Regression.py</w:t>
+      </w:r>
+    </w:p>
+    <w:p>
+      <w:pPr>
+        <w:pStyle w:val="Code"/>
+      </w:pPr>
+      <w:r>
+        <w:t># Short description of the task</w:t>
+      </w:r>
+    </w:p>
+    <w:p>
+      <w:pPr>
+        <w:pStyle w:val="Code"/>
+      </w:pPr>
+      <w:r>
+        <w:t>#</w:t>
+      </w:r>
+    </w:p>
+    <w:p>
+      <w:pPr>
+        <w:pStyle w:val="Code"/>
+      </w:pPr>
+    </w:p>
+    <w:p>
+      <w:pPr>
+        <w:pStyle w:val="Code"/>
+      </w:pPr>
+      <w:r>
+        <w:t># 1. Input</w:t>
+      </w:r>
+    </w:p>
+    <w:p>
+      <w:pPr>
+        <w:pStyle w:val="Code"/>
+      </w:pPr>
+      <w:r>
+        <w:t># Import libraries</w:t>
+      </w:r>
+    </w:p>
+    <w:p>
+      <w:pPr>
+        <w:pStyle w:val="Code"/>
+      </w:pPr>
+      <w:r>
+        <w:t>import pandas as pd</w:t>
+      </w:r>
+    </w:p>
+    <w:p>
+      <w:pPr>
+        <w:pStyle w:val="Code"/>
+      </w:pPr>
+      <w:r>
+        <w:t xml:space="preserve">import </w:t>
+      </w:r>
+      <w:proofErr w:type="spellStart"/>
+      <w:r>
+        <w:t>numpy</w:t>
+      </w:r>
+      <w:proofErr w:type="spellEnd"/>
+      <w:r>
+        <w:t xml:space="preserve"> as np</w:t>
+      </w:r>
+    </w:p>
+    <w:p>
+      <w:pPr>
+        <w:pStyle w:val="Code"/>
+      </w:pPr>
+      <w:r>
+        <w:t xml:space="preserve">import </w:t>
+      </w:r>
+      <w:proofErr w:type="spellStart"/>
+      <w:r>
+        <w:t>statsmodels.api</w:t>
+      </w:r>
+      <w:proofErr w:type="spellEnd"/>
+      <w:r>
+        <w:t xml:space="preserve"> as </w:t>
+      </w:r>
+      <w:proofErr w:type="spellStart"/>
+      <w:r>
+        <w:t>sm</w:t>
+      </w:r>
+      <w:proofErr w:type="spellEnd"/>
+    </w:p>
+    <w:p>
+      <w:pPr>
+        <w:pStyle w:val="Code"/>
+      </w:pPr>
+      <w:r>
+        <w:t xml:space="preserve">from </w:t>
+      </w:r>
+      <w:proofErr w:type="spellStart"/>
+      <w:r>
+        <w:t>scipy</w:t>
+      </w:r>
+      <w:proofErr w:type="spellEnd"/>
+      <w:r>
+        <w:t xml:space="preserve"> import stats</w:t>
+      </w:r>
+    </w:p>
+    <w:p>
+      <w:pPr>
+        <w:pStyle w:val="Code"/>
+      </w:pPr>
+    </w:p>
+    <w:p>
+      <w:pPr>
+        <w:pStyle w:val="Code"/>
+      </w:pPr>
+      <w:r>
+        <w:t># Load data</w:t>
+      </w:r>
+    </w:p>
+    <w:p>
+      <w:pPr>
+        <w:pStyle w:val="Code"/>
+      </w:pPr>
+      <w:r>
+        <w:t xml:space="preserve">df = </w:t>
+      </w:r>
+      <w:proofErr w:type="spellStart"/>
+      <w:proofErr w:type="gramStart"/>
+      <w:r>
+        <w:t>pd.read</w:t>
+      </w:r>
+      <w:proofErr w:type="gramEnd"/>
+      <w:r>
+        <w:t>_csv</w:t>
+      </w:r>
+      <w:proofErr w:type="spellEnd"/>
+      <w:r>
+        <w:t>("samsung_financial_data.csv")</w:t>
+      </w:r>
+    </w:p>
+    <w:p>
+      <w:pPr>
+        <w:pStyle w:val="Code"/>
+      </w:pPr>
+    </w:p>
+    <w:p>
+      <w:pPr>
+        <w:pStyle w:val="Code"/>
+      </w:pPr>
+      <w:r>
+        <w:t># Data preprocessing</w:t>
+      </w:r>
+    </w:p>
+    <w:p>
+      <w:pPr>
+        <w:pStyle w:val="Code"/>
+      </w:pPr>
+      <w:r>
+        <w:t># [Include all preprocessing steps with comments]</w:t>
+      </w:r>
+    </w:p>
+    <w:p>
+      <w:pPr>
+        <w:pStyle w:val="Code"/>
+      </w:pPr>
+    </w:p>
+    <w:p>
+      <w:pPr>
+        <w:pStyle w:val="Code"/>
+      </w:pPr>
+      <w:r>
+        <w:t># Regression analysis</w:t>
+      </w:r>
+    </w:p>
+    <w:p>
+      <w:pPr>
+        <w:pStyle w:val="Code"/>
+      </w:pPr>
+      <w:r>
+        <w:t xml:space="preserve">X = </w:t>
+      </w:r>
+      <w:proofErr w:type="gramStart"/>
+      <w:r>
+        <w:t>df[</w:t>
+      </w:r>
+      <w:proofErr w:type="gramEnd"/>
+      <w:r>
+        <w:t>['Revenue', 'EPS', '</w:t>
+      </w:r>
+      <w:proofErr w:type="spellStart"/>
+      <w:r>
+        <w:t>Debt_to_Equity</w:t>
+      </w:r>
+      <w:proofErr w:type="spellEnd"/>
+      <w:r>
+        <w:t>', '</w:t>
+      </w:r>
+      <w:proofErr w:type="spellStart"/>
+      <w:r>
+        <w:t>RD_Expense</w:t>
+      </w:r>
+      <w:proofErr w:type="spellEnd"/>
+      <w:r>
+        <w:t>', '</w:t>
+      </w:r>
+      <w:proofErr w:type="spellStart"/>
+      <w:r>
+        <w:t>Market_Return</w:t>
+      </w:r>
+      <w:proofErr w:type="spellEnd"/>
+      <w:r>
+        <w:t>']]</w:t>
+      </w:r>
+    </w:p>
+    <w:p>
+      <w:pPr>
+        <w:pStyle w:val="Code"/>
+      </w:pPr>
+      <w:r>
+        <w:t>y = df['</w:t>
+      </w:r>
+      <w:proofErr w:type="spellStart"/>
+      <w:r>
+        <w:t>Stock_Price</w:t>
+      </w:r>
+      <w:proofErr w:type="spellEnd"/>
+      <w:r>
+        <w:t>']</w:t>
+      </w:r>
+    </w:p>
+    <w:p>
+      <w:pPr>
+        <w:pStyle w:val="Code"/>
+      </w:pPr>
+    </w:p>
+    <w:p>
+      <w:pPr>
+        <w:pStyle w:val="Code"/>
+      </w:pPr>
+      <w:r>
+        <w:t># 2. Process</w:t>
+      </w:r>
+    </w:p>
+    <w:p>
+      <w:pPr>
+        <w:pStyle w:val="Code"/>
+      </w:pPr>
+      <w:r>
+        <w:t xml:space="preserve">X = </w:t>
+      </w:r>
+      <w:proofErr w:type="spellStart"/>
+      <w:r>
+        <w:t>sm.add_constant</w:t>
+      </w:r>
+      <w:proofErr w:type="spellEnd"/>
+      <w:r>
+        <w:t>(X)</w:t>
+      </w:r>
+    </w:p>
+    <w:p>
+      <w:pPr>
+        <w:pStyle w:val="Code"/>
+      </w:pPr>
+      <w:r>
+        <w:t xml:space="preserve">model = </w:t>
+      </w:r>
+      <w:proofErr w:type="spellStart"/>
+      <w:proofErr w:type="gramStart"/>
+      <w:r>
+        <w:t>sm.OLS</w:t>
+      </w:r>
+      <w:proofErr w:type="spellEnd"/>
+      <w:r>
+        <w:t>(</w:t>
+      </w:r>
+      <w:proofErr w:type="gramEnd"/>
+      <w:r>
+        <w:t>y, X).fit()</w:t>
+      </w:r>
+    </w:p>
+    <w:p>
+      <w:pPr>
+        <w:pStyle w:val="Code"/>
+      </w:pPr>
+    </w:p>
+    <w:p>
+      <w:pPr>
+        <w:pStyle w:val="Code"/>
+      </w:pPr>
+      <w:r>
+        <w:t># 3. Output</w:t>
+      </w:r>
+    </w:p>
+    <w:p>
+      <w:pPr>
+        <w:pStyle w:val="Code"/>
+      </w:pPr>
+      <w:r>
+        <w:t># Display results</w:t>
+      </w:r>
+    </w:p>
+    <w:p>
+      <w:pPr>
+        <w:pStyle w:val="Code"/>
+      </w:pPr>
+      <w:r>
+        <w:t>print(</w:t>
+      </w:r>
+      <w:proofErr w:type="spellStart"/>
+      <w:proofErr w:type="gramStart"/>
+      <w:r>
+        <w:t>model.summary</w:t>
+      </w:r>
+      <w:proofErr w:type="spellEnd"/>
+      <w:proofErr w:type="gramEnd"/>
+      <w:r>
+        <w:t>())</w:t>
+      </w:r>
+    </w:p>
+    <w:p>
+      <w:pPr>
+        <w:pStyle w:val="Code"/>
+      </w:pPr>
+    </w:p>
+    <w:p>
+      <w:pPr>
+        <w:pStyle w:val="Code"/>
+      </w:pPr>
+      <w:r>
+        <w:t># Assumption testing</w:t>
+      </w:r>
+    </w:p>
+    <w:p>
+      <w:pPr>
+        <w:pStyle w:val="Code"/>
+      </w:pPr>
+      <w:r>
+        <w:t># [Include diagnostic tests]</w:t>
+      </w:r>
+    </w:p>
+    <w:p>
+      <w:pPr>
+        <w:pStyle w:val="Code"/>
+      </w:pPr>
+    </w:p>
+    <w:p>
+      <w:pPr>
+        <w:pStyle w:val="Code"/>
+      </w:pPr>
+      <w:r>
+        <w:t># Visualization</w:t>
+      </w:r>
+    </w:p>
+    <w:p>
+      <w:pPr>
+        <w:pStyle w:val="Code"/>
+      </w:pPr>
+      <w:r>
+        <w:t># [Include plots]</w:t>
+      </w:r>
+    </w:p>
+    <w:p>
+      <w:pPr>
+        <w:pStyle w:val="MDPI21heading1"/>
         <w:ind w:left="0"/>
       </w:pPr>
       <w:r>
@@ -3110,8 +3506,13 @@
         <w:ind w:left="425"/>
       </w:pPr>
       <w:r>
-        <w:t>In the text, reference numbers should be placed in square brackets [ ]</w:t>
-      </w:r>
+        <w:t xml:space="preserve">In the text, reference numbers should be placed in square brackets </w:t>
+      </w:r>
+      <w:proofErr w:type="gramStart"/>
+      <w:r>
+        <w:t>[ ]</w:t>
+      </w:r>
+      <w:proofErr w:type="gramEnd"/>
       <w:r>
         <w:t xml:space="preserve"> and placed before the punctuation; for example </w:t>
       </w:r>
@@ -3179,6 +3580,7 @@
         <w:ind w:left="425" w:hanging="425"/>
       </w:pPr>
       <w:r>
+        <w:lastRenderedPageBreak/>
         <w:t xml:space="preserve">Author 1, A.; Author 2, B. Title of the chapter. In </w:t>
       </w:r>
       <w:r>
@@ -3319,10 +3721,9 @@
     <w:sectPr>
       <w:headerReference w:type="even" r:id="rId10"/>
       <w:headerReference w:type="default" r:id="rId11"/>
-      <w:footerReference w:type="even" r:id="rId12"/>
-      <w:footerReference w:type="default" r:id="rId13"/>
-      <w:headerReference w:type="first" r:id="rId14"/>
-      <w:footerReference w:type="first" r:id="rId15"/>
+      <w:footerReference w:type="default" r:id="rId12"/>
+      <w:headerReference w:type="first" r:id="rId13"/>
+      <w:footerReference w:type="first" r:id="rId14"/>
       <w:type w:val="continuous"/>
       <w:pgSz w:w="11906" w:h="16838" w:code="9"/>
       <w:pgMar w:top="1417" w:right="720" w:bottom="907" w:left="720" w:header="720" w:footer="612" w:gutter="0"/>
@@ -3367,23 +3768,13 @@
   <w:p>
     <w:pPr>
       <w:pStyle w:val="Footer"/>
+      <w:spacing w:line="240" w:lineRule="auto"/>
     </w:pPr>
   </w:p>
 </w:ftr>
 </file>
 
 <file path=word/footer2.xml><?xml version="1.0" encoding="utf-8"?>
-<w:ftr xmlns:wpc="http://schemas.microsoft.com/office/word/2010/wordprocessingCanvas" xmlns:cx="http://schemas.microsoft.com/office/drawing/2014/chartex" xmlns:cx1="http://schemas.microsoft.com/office/drawing/2015/9/8/chartex" xmlns:cx2="http://schemas.microsoft.com/office/drawing/2015/10/21/chartex" xmlns:cx3="http://schemas.microsoft.com/office/drawing/2016/5/9/chartex" xmlns:cx4="http://schemas.microsoft.com/office/drawing/2016/5/10/chartex" xmlns:cx5="http://schemas.microsoft.com/office/drawing/2016/5/11/chartex" xmlns:cx6="http://schemas.microsoft.com/office/drawing/2016/5/12/chartex" xmlns:cx7="http://schemas.microsoft.com/office/drawing/2016/5/13/chartex" xmlns:cx8="http://schemas.microsoft.com/office/drawing/2016/5/14/chartex" xmlns:mc="http://schemas.openxmlformats.org/markup-compatibility/2006" xmlns:aink="http://schemas.microsoft.com/office/drawing/2016/ink" xmlns:am3d="http://schemas.microsoft.com/office/drawing/2017/model3d" xmlns:o="urn:schemas-microsoft-com:office:office" xmlns:r="http://schemas.openxmlformats.org/officeDocument/2006/relationships" xmlns:m="http://schemas.openxmlformats.org/officeDocument/2006/math" xmlns:v="urn:schemas-microsoft-com:vml" xmlns:wp14="http://schemas.microsoft.com/office/word/2010/wordprocessingDrawing" xmlns:wp="http://schemas.openxmlformats.org/drawingml/2006/wordprocessingDrawing" xmlns:w10="urn:schemas-microsoft-com:office:word" xmlns:w="http://schemas.openxmlformats.org/wordprocessingml/2006/main" xmlns:w14="http://schemas.microsoft.com/office/word/2010/wordml" xmlns:w15="http://schemas.microsoft.com/office/word/2012/wordml" xmlns:w16cex="http://schemas.microsoft.com/office/word/2018/wordml/cex" xmlns:w16cid="http://schemas.microsoft.com/office/word/2016/wordml/cid" xmlns:w16="http://schemas.microsoft.com/office/word/2018/wordml" xmlns:w16sdtdh="http://schemas.microsoft.com/office/word/2020/wordml/sdtdatahash" xmlns:w16se="http://schemas.microsoft.com/office/word/2015/wordml/symex" xmlns:wpg="http://schemas.microsoft.com/office/word/2010/wordprocessingGroup" xmlns:wpi="http://schemas.microsoft.com/office/word/2010/wordprocessingInk" xmlns:wne="http://schemas.microsoft.com/office/word/2006/wordml" xmlns:wps="http://schemas.microsoft.com/office/word/2010/wordprocessingShape" mc:Ignorable="w14 w15 w16se w16cid w16 w16cex w16sdtdh wp14">
-  <w:p>
-    <w:pPr>
-      <w:pStyle w:val="Footer"/>
-      <w:spacing w:line="240" w:lineRule="auto"/>
-    </w:pPr>
-  </w:p>
-</w:ftr>
-</file>
-
-<file path=word/footer3.xml><?xml version="1.0" encoding="utf-8"?>
 <w:ftr xmlns:wpc="http://schemas.microsoft.com/office/word/2010/wordprocessingCanvas" xmlns:cx="http://schemas.microsoft.com/office/drawing/2014/chartex" xmlns:cx1="http://schemas.microsoft.com/office/drawing/2015/9/8/chartex" xmlns:cx2="http://schemas.microsoft.com/office/drawing/2015/10/21/chartex" xmlns:cx3="http://schemas.microsoft.com/office/drawing/2016/5/9/chartex" xmlns:cx4="http://schemas.microsoft.com/office/drawing/2016/5/10/chartex" xmlns:cx5="http://schemas.microsoft.com/office/drawing/2016/5/11/chartex" xmlns:cx6="http://schemas.microsoft.com/office/drawing/2016/5/12/chartex" xmlns:cx7="http://schemas.microsoft.com/office/drawing/2016/5/13/chartex" xmlns:cx8="http://schemas.microsoft.com/office/drawing/2016/5/14/chartex" xmlns:mc="http://schemas.openxmlformats.org/markup-compatibility/2006" xmlns:aink="http://schemas.microsoft.com/office/drawing/2016/ink" xmlns:am3d="http://schemas.microsoft.com/office/drawing/2017/model3d" xmlns:o="urn:schemas-microsoft-com:office:office" xmlns:r="http://schemas.openxmlformats.org/officeDocument/2006/relationships" xmlns:m="http://schemas.openxmlformats.org/officeDocument/2006/math" xmlns:v="urn:schemas-microsoft-com:vml" xmlns:wp14="http://schemas.microsoft.com/office/word/2010/wordprocessingDrawing" xmlns:wp="http://schemas.openxmlformats.org/drawingml/2006/wordprocessingDrawing" xmlns:w10="urn:schemas-microsoft-com:office:word" xmlns:w="http://schemas.openxmlformats.org/wordprocessingml/2006/main" xmlns:w14="http://schemas.microsoft.com/office/word/2010/wordml" xmlns:w15="http://schemas.microsoft.com/office/word/2012/wordml" xmlns:w16cex="http://schemas.microsoft.com/office/word/2018/wordml/cex" xmlns:w16cid="http://schemas.microsoft.com/office/word/2016/wordml/cid" xmlns:w16="http://schemas.microsoft.com/office/word/2018/wordml" xmlns:w16sdtdh="http://schemas.microsoft.com/office/word/2020/wordml/sdtdatahash" xmlns:w16se="http://schemas.microsoft.com/office/word/2015/wordml/symex" xmlns:wpg="http://schemas.microsoft.com/office/word/2010/wordprocessingGroup" xmlns:wpi="http://schemas.microsoft.com/office/word/2010/wordprocessingInk" xmlns:wne="http://schemas.microsoft.com/office/word/2006/wordml" xmlns:wps="http://schemas.microsoft.com/office/word/2010/wordprocessingShape" mc:Ignorable="w14 w15 w16se w16cid w16 w16cex w16sdtdh wp14">
   <w:p>
     <w:pPr>
@@ -6350,6 +6741,20 @@
       <w:sz w:val="18"/>
     </w:rPr>
   </w:style>
+  <w:style w:type="paragraph" w:customStyle="1" w:styleId="Code">
+    <w:name w:val="Code"/>
+    <w:basedOn w:val="MDPI31text"/>
+    <w:qFormat/>
+    <w:rsid w:val="00B65EFF"/>
+    <w:pPr>
+      <w:spacing w:line="200" w:lineRule="exact"/>
+      <w:ind w:left="0" w:firstLine="0"/>
+    </w:pPr>
+    <w:rPr>
+      <w:rFonts w:ascii="Consolas" w:hAnsi="Consolas"/>
+      <w:sz w:val="16"/>
+    </w:rPr>
+  </w:style>
 </w:styles>
 </file>
 

--- a/template.docx
+++ b/template.docx
@@ -581,10 +581,10 @@
           <w:snapToGrid/>
         </w:rPr>
         <w:drawing>
-          <wp:inline distT="0" distB="0" distL="0" distR="0" wp14:anchorId="7D4B9856" wp14:editId="2D4133F5">
-            <wp:extent cx="3094442" cy="1238250"/>
-            <wp:effectExtent l="0" t="0" r="0" b="0"/>
-            <wp:docPr id="1066027863" name="圖片 2" descr="一張含有 圖形, 平面設計, 螢幕擷取畫面, 文字 的圖片&#10;&#10;AI 產生的內容可能不正確。"/>
+          <wp:inline distT="0" distB="0" distL="0" distR="0" wp14:anchorId="7D4B9856" wp14:editId="3725B05C">
+            <wp:extent cx="4761865" cy="2713165"/>
+            <wp:effectExtent l="0" t="0" r="635" b="0"/>
+            <wp:docPr id="1066027863" name="圖片 2"/>
             <wp:cNvGraphicFramePr>
               <a:graphicFrameLocks xmlns:a="http://schemas.openxmlformats.org/drawingml/2006/main" noChangeAspect="1"/>
             </wp:cNvGraphicFramePr>
@@ -592,23 +592,30 @@
               <a:graphicData uri="http://schemas.openxmlformats.org/drawingml/2006/picture">
                 <pic:pic xmlns:pic="http://schemas.openxmlformats.org/drawingml/2006/picture">
                   <pic:nvPicPr>
-                    <pic:cNvPr id="1066027863" name="圖片 2" descr="一張含有 圖形, 平面設計, 螢幕擷取畫面, 文字 的圖片&#10;&#10;AI 產生的內容可能不正確。"/>
+                    <pic:cNvPr id="1066027863" name="圖片 2"/>
                     <pic:cNvPicPr/>
                   </pic:nvPicPr>
-                  <pic:blipFill>
+                  <pic:blipFill rotWithShape="1">
                     <a:blip r:embed="rId7"/>
-                    <a:stretch>
-                      <a:fillRect/>
-                    </a:stretch>
+                    <a:srcRect b="2661"/>
+                    <a:stretch/>
                   </pic:blipFill>
-                  <pic:spPr>
+                  <pic:spPr bwMode="auto">
                     <a:xfrm>
                       <a:off x="0" y="0"/>
-                      <a:ext cx="3103162" cy="1241739"/>
+                      <a:ext cx="4777098" cy="2721844"/>
                     </a:xfrm>
                     <a:prstGeom prst="rect">
                       <a:avLst/>
                     </a:prstGeom>
+                    <a:ln>
+                      <a:noFill/>
+                    </a:ln>
+                    <a:extLst>
+                      <a:ext uri="{53640926-AAD7-44D8-BBD7-CCE9431645EC}">
+                        <a14:shadowObscured xmlns:a14="http://schemas.microsoft.com/office/drawing/2010/main"/>
+                      </a:ext>
+                    </a:extLst>
                   </pic:spPr>
                 </pic:pic>
               </a:graphicData>
